--- a/Doku/Word/Analysetabelle_Zusammenfassung.docx
+++ b/Doku/Word/Analysetabelle_Zusammenfassung.docx
@@ -35,7 +35,7 @@
         <w:rPr>
           <w:sz w:val="20"/>
         </w:rPr>
-        <w:t>Erstellt: 03.08.2026  |  Quelle: Notebooks/01_Exploration.ipynb  |  Datei: Data/analysetabelle.csv</w:t>
+        <w:t>Erstellt: 14.08.2026  |  Quelle: Notebooks/01_Exploration.ipynb  |  Datei: Data/analysetabelle.csv</w:t>
       </w:r>
     </w:p>
     <w:p/>
@@ -45,7 +45,7 @@
           <w:b/>
           <w:sz w:val="21"/>
         </w:rPr>
-        <w:t>Kurzfassung: Die fertige Analysetabelle hat 1.824 Zeilen (1 Zeile = 1 Krankenhaus) und 18 Spalten. Davon sind 7 Spalten echte Analysemerkmale, der Rest sind Schlüssel-/Hilfsspalten oder die Ziel-Variable(n). Alle Zusammenführungen erfolgten als Left Join über SO.QBID (Ausnahme: Konzern.csv über SO.Standortnummer).</w:t>
+        <w:t>Kurzfassung: Die fertige Analysetabelle hat 1.821 Zeilen (1 Zeile = 1 Krankenhaus) und 18 Spalten. Davon sind 7 Spalten echte Analysemerkmale, der Rest sind Schlüssel-/Hilfsspalten oder die Ziel-Variable(n). Alle Zusammenführungen erfolgten als Left Join über SO.QBID (Ausnahme: Konzern.csv über SO.Standortnummer).</w:t>
       </w:r>
     </w:p>
     <w:p>
@@ -174,7 +174,7 @@
               <w:rPr>
                 <w:sz w:val="18"/>
               </w:rPr>
-              <w:t>Kontinuierlich (Anteil, z. B. 0,77 = 77 %)</w:t>
+              <w:t>Kontinuierlich (Anteil, z. B. 0,06 = 6 %)</w:t>
             </w:r>
           </w:p>
         </w:tc>
@@ -200,7 +200,7 @@
               <w:rPr>
                 <w:sz w:val="18"/>
               </w:rPr>
-              <w:t>Anteil der Qualitätsindikatoren eines Hauses, die als 'auffällig' (R*) bewertet wurden — kein 0/1-Wert, sondern ein Dezimalwert zwischen 0,0 und 1,0 mit 768 verschiedenen Ausprägungen im Datensatz. Zwischengröße, aus der die eigentliche Ziel-Variable abgeleitet wird.</w:t>
+              <w:t>Anteil der bewertbaren Qualitätsindikatoren eines Hauses, die 'auffällig' sind — laut offiziellem IQTIG-Bericht ist das jeder Code außer R10 (R10 = 'im Referenzbereich', also NICHT auffällig; alle N*-Codes gelten als nicht bewertbar und zählen nicht mit). Kein 0/1-Wert, sondern ein Dezimalwert zwischen 0,0 und 1,0. Zwischengröße, aus der die eigentliche Ziel-Variable abgeleitet wird.</w:t>
             </w:r>
           </w:p>
         </w:tc>
@@ -258,7 +258,7 @@
               <w:rPr>
                 <w:sz w:val="18"/>
               </w:rPr>
-              <w:t>1 = auffaellig_quote liegt über dem Median (76,92 %) → 'hat überdurchschnittlich viele Probleme'. 899 von 1.824 Häusern (49,3 %) haben Wert 1. Das ist die eigentliche Ziel-Variable (y) für Baustein 2 und 4.</w:t>
+              <w:t>1 = auffaellig_quote liegt über dem Median (5,9 %) → 'hat überdurchschnittlich viele Probleme'. 905 von 1.821 Häusern (49,7 %) haben Wert 1. Das ist die eigentliche Ziel-Variable (y) für Baustein 2 und 4.</w:t>
             </w:r>
           </w:p>
         </w:tc>
@@ -270,7 +270,7 @@
           <w:b w:val="0"/>
           <w:sz w:val="21"/>
         </w:rPr>
-        <w:t>Warum Median als Schwelle: teilt die Häuser automatisch in zwei etwa gleich große Gruppen — eine ausgewogene Klassenverteilung ist für Gruppenvergleiche und ein Klassifikationsmodell wichtiger als ein willkürlicher fester Wert (z. B. 80 %).</w:t>
+        <w:t>Warum Median als Schwelle: teilt die Häuser automatisch in zwei etwa gleich große Gruppen — eine ausgewogene Klassenverteilung ist für Gruppenvergleiche und ein Klassifikationsmodell wichtiger als ein willkürlicher fester Wert (z. B. 80 %). Der niedrige Median (5,9 %) zeigt: die meisten Häuser haben nur sehr wenige auffällige Indikatoren — 'viele Probleme' ist eine relative, keine absolute Aussage.</w:t>
       </w:r>
     </w:p>
     <w:p/>
@@ -870,7 +870,7 @@
               <w:rPr>
                 <w:sz w:val="18"/>
               </w:rPr>
-              <w:t>Binäres Merkmal (0/1), 358 von 1.824 Häusern (19,6 %) sind Konzernhäuser. Wird im Modell mitgeführt, zeigt aber in Baustein 2/4 keinen signifikanten Zusammenhang mit der Ziel-Variable (Chi²-Test p=0,90).</w:t>
+              <w:t>Binäres Merkmal (0/1), 358 von 1.821 Häusern (19,7 %) sind Konzernhäuser. Wird im Modell mitgeführt, zeigt aber in Baustein 2/4 keinen signifikanten Zusammenhang mit der Ziel-Variable (Chi²-Test p=0,2585).</w:t>
             </w:r>
           </w:p>
         </w:tc>
@@ -1946,7 +1946,7 @@
               <w:rPr>
                 <w:sz w:val="18"/>
               </w:rPr>
-              <w:t>⚠️ NICHT SO.QBID! Ursprünglicher Join-Versuch verglich fälschlich gegen SO.QBID (0 Treffer) — nach Korrektur 358 von 1.824 Treffern</w:t>
+              <w:t>⚠️ NICHT SO.QBID! Ursprünglicher Join-Versuch verglich fälschlich gegen SO.QBID (0 Treffer) — nach Korrektur 358 von 1.821 Treffern</w:t>
             </w:r>
           </w:p>
         </w:tc>
@@ -2065,7 +2065,7 @@
               <w:rPr>
                 <w:sz w:val="18"/>
               </w:rPr>
-              <w:t>1.824</w:t>
+              <w:t>1.821</w:t>
             </w:r>
           </w:p>
         </w:tc>
@@ -2209,7 +2209,7 @@
               <w:rPr>
                 <w:sz w:val="18"/>
               </w:rPr>
-              <w:t>899 (49,3 %)</w:t>
+              <w:t>905 (49,7 %)</w:t>
             </w:r>
           </w:p>
         </w:tc>
@@ -2239,7 +2239,7 @@
               <w:rPr>
                 <w:sz w:val="18"/>
               </w:rPr>
-              <w:t>925 (50,7 %)</w:t>
+              <w:t>916 (50,3 %)</w:t>
             </w:r>
           </w:p>
         </w:tc>
@@ -2494,7 +2494,7 @@
           <w:b w:val="0"/>
           <w:sz w:val="20"/>
         </w:rPr>
-        <w:t>Hinweis: Kein Haus geht beim Merge verloren — QS.Qualitätsindikator.csv (der Ausgangspunkt) hat bereits genau 1.824 eindeutige Häuser, dieselbe Zahl wie die fertige Tabelle. Häuser, die in einer der ergänzenden Dateien fehlen (z. B. keine Fortbildungsdaten), bekommen dort NaN statt aus der Tabelle zu verschwinden.</w:t>
+        <w:t>Hinweis: Beim Merge selbst geht kein Haus verloren — Häuser, die in einer der ergänzenden Dateien fehlen (z. B. keine Fortbildungsdaten), bekommen dort NaN statt aus der Tabelle zu verschwinden. Die Zeilenzahl der fertigen Tabelle (1.821) ist trotzdem kleiner als die 1.824 eindeutigen Häuser in QS.Qualitätsindikator.csv (dem Ausgangspunkt): 3 Häuser haben unter der Ziel-Variablen-Definition keine einzige bewertbare Zeile mehr (alle ihre Indikatoren tragen einen N*-Code) und fallen bereits bei der Berechnung von auffaellig_quote selbst raus, noch vor dem eigentlichen Merge.</w:t>
       </w:r>
     </w:p>
     <w:sectPr>
